--- a/Наладчик контрольно-измерительных приборов и автоматики/повышение квалификации 14919 Наладчик контрольно-измерительных приборов и автоматики/Лекции ОП.01. Охрана труда, электробезопасность, пожарная и экологическая безопасность.docx
+++ b/Наладчик контрольно-измерительных приборов и автоматики/повышение квалификации 14919 Наладчик контрольно-измерительных приборов и автоматики/Лекции ОП.01. Охрана труда, электробезопасность, пожарная и экологическая безопасность.docx
@@ -252,6 +252,741 @@
           <w:sz w:val="28"/>
         </w:rPr>
         <w:t>При наладочных работах на действующем объекте необходимо оформить наряд-допуск, определить границы опасной зоны и назначить ответственного руководителя работ. Наладчик КИПиА должен быть проинструктирован о конкретных опасностях на рабочем месте и знать пути эвакуации при возникновении аварийной ситуации.</w:t>
+      </w:r>
+    </w:p>
+    <w:p/>
+    <w:tbl>
+      <w:tblPr>
+        <w:tblStyle w:val="TableGrid"/>
+        <w:tblW w:type="auto" w:w="0"/>
+        <w:jc w:val="center"/>
+        <w:tblLook w:firstColumn="1" w:firstRow="1" w:lastColumn="0" w:lastRow="0" w:noHBand="0" w:noVBand="1" w:val="04A0"/>
+      </w:tblPr>
+      <w:tblGrid>
+        <w:gridCol w:w="2339"/>
+        <w:gridCol w:w="2339"/>
+        <w:gridCol w:w="2339"/>
+        <w:gridCol w:w="2339"/>
+      </w:tblGrid>
+      <w:tr>
+        <w:tc>
+          <w:tcPr>
+            <w:tcW w:type="dxa" w:w="2339"/>
+          </w:tcPr>
+          <w:p>
+            <w:pPr>
+              <w:jc w:val="center"/>
+            </w:pPr>
+            <w:r>
+              <w:rPr>
+                <w:b/>
+                <w:sz w:val="18"/>
+              </w:rPr>
+              <w:t>Группа</w:t>
+            </w:r>
+          </w:p>
+        </w:tc>
+        <w:tc>
+          <w:tcPr>
+            <w:tcW w:type="dxa" w:w="2339"/>
+          </w:tcPr>
+          <w:p>
+            <w:pPr>
+              <w:jc w:val="center"/>
+            </w:pPr>
+            <w:r>
+              <w:rPr>
+                <w:b/>
+                <w:sz w:val="18"/>
+              </w:rPr>
+              <w:t>Напряжение</w:t>
+            </w:r>
+          </w:p>
+        </w:tc>
+        <w:tc>
+          <w:tcPr>
+            <w:tcW w:type="dxa" w:w="2339"/>
+          </w:tcPr>
+          <w:p>
+            <w:pPr>
+              <w:jc w:val="center"/>
+            </w:pPr>
+            <w:r>
+              <w:rPr>
+                <w:b/>
+                <w:sz w:val="18"/>
+              </w:rPr>
+              <w:t>Требования к персоналу</w:t>
+            </w:r>
+          </w:p>
+        </w:tc>
+        <w:tc>
+          <w:tcPr>
+            <w:tcW w:type="dxa" w:w="2339"/>
+          </w:tcPr>
+          <w:p>
+            <w:pPr>
+              <w:jc w:val="center"/>
+            </w:pPr>
+            <w:r>
+              <w:rPr>
+                <w:b/>
+                <w:sz w:val="18"/>
+              </w:rPr>
+              <w:t>Право работы</w:t>
+            </w:r>
+          </w:p>
+        </w:tc>
+      </w:tr>
+      <w:tr>
+        <w:tc>
+          <w:tcPr>
+            <w:tcW w:type="dxa" w:w="2339"/>
+          </w:tcPr>
+          <w:p>
+            <w:r>
+              <w:rPr>
+                <w:sz w:val="18"/>
+              </w:rPr>
+              <w:t>II</w:t>
+            </w:r>
+          </w:p>
+        </w:tc>
+        <w:tc>
+          <w:tcPr>
+            <w:tcW w:type="dxa" w:w="2339"/>
+          </w:tcPr>
+          <w:p>
+            <w:r>
+              <w:rPr>
+                <w:sz w:val="18"/>
+              </w:rPr>
+              <w:t>до 1000 В</w:t>
+            </w:r>
+          </w:p>
+        </w:tc>
+        <w:tc>
+          <w:tcPr>
+            <w:tcW w:type="dxa" w:w="2339"/>
+          </w:tcPr>
+          <w:p>
+            <w:r>
+              <w:rPr>
+                <w:sz w:val="18"/>
+              </w:rPr>
+              <w:t>Базовые знания ЭБ</w:t>
+            </w:r>
+          </w:p>
+        </w:tc>
+        <w:tc>
+          <w:tcPr>
+            <w:tcW w:type="dxa" w:w="2339"/>
+          </w:tcPr>
+          <w:p>
+            <w:r>
+              <w:rPr>
+                <w:sz w:val="18"/>
+              </w:rPr>
+              <w:t>Работа без права подключения</w:t>
+            </w:r>
+          </w:p>
+        </w:tc>
+      </w:tr>
+      <w:tr>
+        <w:tc>
+          <w:tcPr>
+            <w:tcW w:type="dxa" w:w="2339"/>
+          </w:tcPr>
+          <w:p>
+            <w:r>
+              <w:rPr>
+                <w:sz w:val="18"/>
+              </w:rPr>
+              <w:t>III</w:t>
+            </w:r>
+          </w:p>
+        </w:tc>
+        <w:tc>
+          <w:tcPr>
+            <w:tcW w:type="dxa" w:w="2339"/>
+          </w:tcPr>
+          <w:p>
+            <w:r>
+              <w:rPr>
+                <w:sz w:val="18"/>
+              </w:rPr>
+              <w:t>до 1000 В</w:t>
+            </w:r>
+          </w:p>
+        </w:tc>
+        <w:tc>
+          <w:tcPr>
+            <w:tcW w:type="dxa" w:w="2339"/>
+          </w:tcPr>
+          <w:p>
+            <w:r>
+              <w:rPr>
+                <w:sz w:val="18"/>
+              </w:rPr>
+              <w:t>Знание ПТЭЭП, ПУЭ</w:t>
+            </w:r>
+          </w:p>
+        </w:tc>
+        <w:tc>
+          <w:tcPr>
+            <w:tcW w:type="dxa" w:w="2339"/>
+          </w:tcPr>
+          <w:p>
+            <w:r>
+              <w:rPr>
+                <w:sz w:val="18"/>
+              </w:rPr>
+              <w:t>Самостоятельная работа</w:t>
+            </w:r>
+          </w:p>
+        </w:tc>
+      </w:tr>
+      <w:tr>
+        <w:tc>
+          <w:tcPr>
+            <w:tcW w:type="dxa" w:w="2339"/>
+          </w:tcPr>
+          <w:p>
+            <w:r>
+              <w:rPr>
+                <w:sz w:val="18"/>
+              </w:rPr>
+              <w:t>IV</w:t>
+            </w:r>
+          </w:p>
+        </w:tc>
+        <w:tc>
+          <w:tcPr>
+            <w:tcW w:type="dxa" w:w="2339"/>
+          </w:tcPr>
+          <w:p>
+            <w:r>
+              <w:rPr>
+                <w:sz w:val="18"/>
+              </w:rPr>
+              <w:t>до и выше 1000 В</w:t>
+            </w:r>
+          </w:p>
+        </w:tc>
+        <w:tc>
+          <w:tcPr>
+            <w:tcW w:type="dxa" w:w="2339"/>
+          </w:tcPr>
+          <w:p>
+            <w:r>
+              <w:rPr>
+                <w:sz w:val="18"/>
+              </w:rPr>
+              <w:t>Опыт ≥ 1 год, группа III</w:t>
+            </w:r>
+          </w:p>
+        </w:tc>
+        <w:tc>
+          <w:tcPr>
+            <w:tcW w:type="dxa" w:w="2339"/>
+          </w:tcPr>
+          <w:p>
+            <w:r>
+              <w:rPr>
+                <w:sz w:val="18"/>
+              </w:rPr>
+              <w:t>Руководство работами</w:t>
+            </w:r>
+          </w:p>
+        </w:tc>
+      </w:tr>
+      <w:tr>
+        <w:tc>
+          <w:tcPr>
+            <w:tcW w:type="dxa" w:w="2339"/>
+          </w:tcPr>
+          <w:p>
+            <w:r>
+              <w:rPr>
+                <w:sz w:val="18"/>
+              </w:rPr>
+              <w:t>V</w:t>
+            </w:r>
+          </w:p>
+        </w:tc>
+        <w:tc>
+          <w:tcPr>
+            <w:tcW w:type="dxa" w:w="2339"/>
+          </w:tcPr>
+          <w:p>
+            <w:r>
+              <w:rPr>
+                <w:sz w:val="18"/>
+              </w:rPr>
+              <w:t>выше 1000 В</w:t>
+            </w:r>
+          </w:p>
+        </w:tc>
+        <w:tc>
+          <w:tcPr>
+            <w:tcW w:type="dxa" w:w="2339"/>
+          </w:tcPr>
+          <w:p>
+            <w:r>
+              <w:rPr>
+                <w:sz w:val="18"/>
+              </w:rPr>
+              <w:t>Опыт ≥ 1 год, группа IV</w:t>
+            </w:r>
+          </w:p>
+        </w:tc>
+        <w:tc>
+          <w:tcPr>
+            <w:tcW w:type="dxa" w:w="2339"/>
+          </w:tcPr>
+          <w:p>
+            <w:r>
+              <w:rPr>
+                <w:sz w:val="18"/>
+              </w:rPr>
+              <w:t>Руководство в установках &gt; 1000 В</w:t>
+            </w:r>
+          </w:p>
+        </w:tc>
+      </w:tr>
+    </w:tbl>
+    <w:p>
+      <w:pPr>
+        <w:jc w:val="center"/>
+      </w:pPr>
+      <w:r>
+        <w:rPr>
+          <w:b/>
+          <w:i w:val="0"/>
+          <w:sz w:val="20"/>
+        </w:rPr>
+        <w:t>Таблица 2. Группы по электробезопасности</w:t>
+      </w:r>
+    </w:p>
+    <w:p/>
+    <w:tbl>
+      <w:tblPr>
+        <w:tblStyle w:val="TableGrid"/>
+        <w:tblW w:type="auto" w:w="0"/>
+        <w:jc w:val="center"/>
+        <w:tblLook w:firstColumn="1" w:firstRow="1" w:lastColumn="0" w:lastRow="0" w:noHBand="0" w:noVBand="1" w:val="04A0"/>
+      </w:tblPr>
+      <w:tblGrid>
+        <w:gridCol w:w="2339"/>
+        <w:gridCol w:w="2339"/>
+        <w:gridCol w:w="2339"/>
+        <w:gridCol w:w="2339"/>
+      </w:tblGrid>
+      <w:tr>
+        <w:tc>
+          <w:tcPr>
+            <w:tcW w:type="dxa" w:w="2339"/>
+          </w:tcPr>
+          <w:p>
+            <w:pPr>
+              <w:jc w:val="center"/>
+            </w:pPr>
+            <w:r>
+              <w:rPr>
+                <w:b/>
+                <w:sz w:val="18"/>
+              </w:rPr>
+              <w:t>Фактор</w:t>
+            </w:r>
+          </w:p>
+        </w:tc>
+        <w:tc>
+          <w:tcPr>
+            <w:tcW w:type="dxa" w:w="2339"/>
+          </w:tcPr>
+          <w:p>
+            <w:pPr>
+              <w:jc w:val="center"/>
+            </w:pPr>
+            <w:r>
+              <w:rPr>
+                <w:b/>
+                <w:sz w:val="18"/>
+              </w:rPr>
+              <w:t>Класс опасности</w:t>
+            </w:r>
+          </w:p>
+        </w:tc>
+        <w:tc>
+          <w:tcPr>
+            <w:tcW w:type="dxa" w:w="2339"/>
+          </w:tcPr>
+          <w:p>
+            <w:pPr>
+              <w:jc w:val="center"/>
+            </w:pPr>
+            <w:r>
+              <w:rPr>
+                <w:b/>
+                <w:sz w:val="18"/>
+              </w:rPr>
+              <w:t>ПДК / Норматив</w:t>
+            </w:r>
+          </w:p>
+        </w:tc>
+        <w:tc>
+          <w:tcPr>
+            <w:tcW w:type="dxa" w:w="2339"/>
+          </w:tcPr>
+          <w:p>
+            <w:pPr>
+              <w:jc w:val="center"/>
+            </w:pPr>
+            <w:r>
+              <w:rPr>
+                <w:b/>
+                <w:sz w:val="18"/>
+              </w:rPr>
+              <w:t>Меры защиты</w:t>
+            </w:r>
+          </w:p>
+        </w:tc>
+      </w:tr>
+      <w:tr>
+        <w:tc>
+          <w:tcPr>
+            <w:tcW w:type="dxa" w:w="2339"/>
+          </w:tcPr>
+          <w:p>
+            <w:r>
+              <w:rPr>
+                <w:sz w:val="18"/>
+              </w:rPr>
+              <w:t>Электрический ток</w:t>
+            </w:r>
+          </w:p>
+        </w:tc>
+        <w:tc>
+          <w:tcPr>
+            <w:tcW w:type="dxa" w:w="2339"/>
+          </w:tcPr>
+          <w:p>
+            <w:r>
+              <w:rPr>
+                <w:sz w:val="18"/>
+              </w:rPr>
+              <w:t>Особо опасный</w:t>
+            </w:r>
+          </w:p>
+        </w:tc>
+        <w:tc>
+          <w:tcPr>
+            <w:tcW w:type="dxa" w:w="2339"/>
+          </w:tcPr>
+          <w:p>
+            <w:r>
+              <w:rPr>
+                <w:sz w:val="18"/>
+              </w:rPr>
+              <w:t>U &gt; 36 В (перем.)</w:t>
+            </w:r>
+          </w:p>
+        </w:tc>
+        <w:tc>
+          <w:tcPr>
+            <w:tcW w:type="dxa" w:w="2339"/>
+          </w:tcPr>
+          <w:p>
+            <w:r>
+              <w:rPr>
+                <w:sz w:val="18"/>
+              </w:rPr>
+              <w:t>СИЗ, заземление, отключение</w:t>
+            </w:r>
+          </w:p>
+        </w:tc>
+      </w:tr>
+      <w:tr>
+        <w:tc>
+          <w:tcPr>
+            <w:tcW w:type="dxa" w:w="2339"/>
+          </w:tcPr>
+          <w:p>
+            <w:r>
+              <w:rPr>
+                <w:sz w:val="18"/>
+              </w:rPr>
+              <w:t>Шум</w:t>
+            </w:r>
+          </w:p>
+        </w:tc>
+        <w:tc>
+          <w:tcPr>
+            <w:tcW w:type="dxa" w:w="2339"/>
+          </w:tcPr>
+          <w:p>
+            <w:r>
+              <w:rPr>
+                <w:sz w:val="18"/>
+              </w:rPr>
+              <w:t>Вредный</w:t>
+            </w:r>
+          </w:p>
+        </w:tc>
+        <w:tc>
+          <w:tcPr>
+            <w:tcW w:type="dxa" w:w="2339"/>
+          </w:tcPr>
+          <w:p>
+            <w:r>
+              <w:rPr>
+                <w:sz w:val="18"/>
+              </w:rPr>
+              <w:t>≤ 80 дБ (8 ч)</w:t>
+            </w:r>
+          </w:p>
+        </w:tc>
+        <w:tc>
+          <w:tcPr>
+            <w:tcW w:type="dxa" w:w="2339"/>
+          </w:tcPr>
+          <w:p>
+            <w:r>
+              <w:rPr>
+                <w:sz w:val="18"/>
+              </w:rPr>
+              <w:t>Беруши, наушники</w:t>
+            </w:r>
+          </w:p>
+        </w:tc>
+      </w:tr>
+      <w:tr>
+        <w:tc>
+          <w:tcPr>
+            <w:tcW w:type="dxa" w:w="2339"/>
+          </w:tcPr>
+          <w:p>
+            <w:r>
+              <w:rPr>
+                <w:sz w:val="18"/>
+              </w:rPr>
+              <w:t>Вибрация</w:t>
+            </w:r>
+          </w:p>
+        </w:tc>
+        <w:tc>
+          <w:tcPr>
+            <w:tcW w:type="dxa" w:w="2339"/>
+          </w:tcPr>
+          <w:p>
+            <w:r>
+              <w:rPr>
+                <w:sz w:val="18"/>
+              </w:rPr>
+              <w:t>Вредный</w:t>
+            </w:r>
+          </w:p>
+        </w:tc>
+        <w:tc>
+          <w:tcPr>
+            <w:tcW w:type="dxa" w:w="2339"/>
+          </w:tcPr>
+          <w:p>
+            <w:r>
+              <w:rPr>
+                <w:sz w:val="18"/>
+              </w:rPr>
+              <w:t>ГОСТ 12.1.012</w:t>
+            </w:r>
+          </w:p>
+        </w:tc>
+        <w:tc>
+          <w:tcPr>
+            <w:tcW w:type="dxa" w:w="2339"/>
+          </w:tcPr>
+          <w:p>
+            <w:r>
+              <w:rPr>
+                <w:sz w:val="18"/>
+              </w:rPr>
+              <w:t>Антивибрационные перчатки</w:t>
+            </w:r>
+          </w:p>
+        </w:tc>
+      </w:tr>
+      <w:tr>
+        <w:tc>
+          <w:tcPr>
+            <w:tcW w:type="dxa" w:w="2339"/>
+          </w:tcPr>
+          <w:p>
+            <w:r>
+              <w:rPr>
+                <w:sz w:val="18"/>
+              </w:rPr>
+              <w:t>Химические вещества</w:t>
+            </w:r>
+          </w:p>
+        </w:tc>
+        <w:tc>
+          <w:tcPr>
+            <w:tcW w:type="dxa" w:w="2339"/>
+          </w:tcPr>
+          <w:p>
+            <w:r>
+              <w:rPr>
+                <w:sz w:val="18"/>
+              </w:rPr>
+              <w:t>Опасный</w:t>
+            </w:r>
+          </w:p>
+        </w:tc>
+        <w:tc>
+          <w:tcPr>
+            <w:tcW w:type="dxa" w:w="2339"/>
+          </w:tcPr>
+          <w:p>
+            <w:r>
+              <w:rPr>
+                <w:sz w:val="18"/>
+              </w:rPr>
+              <w:t>ПДК по ГОСТ 12.1.007</w:t>
+            </w:r>
+          </w:p>
+        </w:tc>
+        <w:tc>
+          <w:tcPr>
+            <w:tcW w:type="dxa" w:w="2339"/>
+          </w:tcPr>
+          <w:p>
+            <w:r>
+              <w:rPr>
+                <w:sz w:val="18"/>
+              </w:rPr>
+              <w:t>Респиратор, перчатки</w:t>
+            </w:r>
+          </w:p>
+        </w:tc>
+      </w:tr>
+      <w:tr>
+        <w:tc>
+          <w:tcPr>
+            <w:tcW w:type="dxa" w:w="2339"/>
+          </w:tcPr>
+          <w:p>
+            <w:r>
+              <w:rPr>
+                <w:sz w:val="18"/>
+              </w:rPr>
+              <w:t>Повышенная температура</w:t>
+            </w:r>
+          </w:p>
+        </w:tc>
+        <w:tc>
+          <w:tcPr>
+            <w:tcW w:type="dxa" w:w="2339"/>
+          </w:tcPr>
+          <w:p>
+            <w:r>
+              <w:rPr>
+                <w:sz w:val="18"/>
+              </w:rPr>
+              <w:t>Вредный</w:t>
+            </w:r>
+          </w:p>
+        </w:tc>
+        <w:tc>
+          <w:tcPr>
+            <w:tcW w:type="dxa" w:w="2339"/>
+          </w:tcPr>
+          <w:p>
+            <w:r>
+              <w:rPr>
+                <w:sz w:val="18"/>
+              </w:rPr>
+              <w:t>≤ 50°C</w:t>
+            </w:r>
+          </w:p>
+        </w:tc>
+        <w:tc>
+          <w:tcPr>
+            <w:tcW w:type="dxa" w:w="2339"/>
+          </w:tcPr>
+          <w:p>
+            <w:r>
+              <w:rPr>
+                <w:sz w:val="18"/>
+              </w:rPr>
+              <w:t>Термостойкие перчатки</w:t>
+            </w:r>
+          </w:p>
+        </w:tc>
+      </w:tr>
+    </w:tbl>
+    <w:p>
+      <w:pPr>
+        <w:jc w:val="center"/>
+      </w:pPr>
+      <w:r>
+        <w:rPr>
+          <w:b/>
+          <w:i w:val="0"/>
+          <w:sz w:val="20"/>
+        </w:rPr>
+        <w:t>Таблица 1. Классы опасности производственных факторов</w:t>
+      </w:r>
+    </w:p>
+    <w:p/>
+    <w:p>
+      <w:pPr>
+        <w:jc w:val="center"/>
+      </w:pPr>
+      <w:r>
+        <w:drawing>
+          <wp:inline xmlns:a="http://schemas.openxmlformats.org/drawingml/2006/main" xmlns:pic="http://schemas.openxmlformats.org/drawingml/2006/picture">
+            <wp:extent cx="4572000" cy="4184870"/>
+            <wp:docPr id="1" name="Picture 1"/>
+            <wp:cNvGraphicFramePr>
+              <a:graphicFrameLocks noChangeAspect="1"/>
+            </wp:cNvGraphicFramePr>
+            <a:graphic>
+              <a:graphicData uri="http://schemas.openxmlformats.org/drawingml/2006/picture">
+                <pic:pic>
+                  <pic:nvPicPr>
+                    <pic:cNvPr id="0" name="kpk_op01.png"/>
+                    <pic:cNvPicPr/>
+                  </pic:nvPicPr>
+                  <pic:blipFill>
+                    <a:blip r:embed="rId9"/>
+                    <a:stretch>
+                      <a:fillRect/>
+                    </a:stretch>
+                  </pic:blipFill>
+                  <pic:spPr>
+                    <a:xfrm>
+                      <a:off x="0" y="0"/>
+                      <a:ext cx="4572000" cy="4184870"/>
+                    </a:xfrm>
+                    <a:prstGeom prst="rect"/>
+                  </pic:spPr>
+                </pic:pic>
+              </a:graphicData>
+            </a:graphic>
+          </wp:inline>
+        </w:drawing>
+      </w:r>
+    </w:p>
+    <w:p>
+      <w:pPr>
+        <w:jc w:val="center"/>
+      </w:pPr>
+      <w:r>
+        <w:rPr>
+          <w:b w:val="0"/>
+          <w:i/>
+          <w:sz w:val="20"/>
+        </w:rPr>
+        <w:t>Рисунок 1. Структура безопасности при наладке КИПиА</w:t>
       </w:r>
     </w:p>
     <w:p>
